--- a/public/downloads/wzor-celu-pytan-i-hipotez.docx
+++ b/public/downloads/wzor-celu-pytan-i-hipotez.docx
@@ -77,7 +77,7 @@
         <w:t xml:space="preserve">. Wszystko musi się ze sobą wiązać i „domknąć” w wynikach. Poniżej wzór dla pracy empirycznej z przykładem. Pełny poradnik: praca-magisterska.pl/poradniki/cel-pracy/</w:t>
       </w:r>
     </w:p>
-    <w:bookmarkStart w:id="20" w:name="cel-pracy"/>
+    <w:bookmarkStart w:id="9" w:name="_0c201d43612463510e4680c0ae13c967208e257"/>
     <w:p>
       <w:pPr>
         <w:pStyle w:val="Heading1"/>
@@ -178,8 +178,8 @@
         <w:t xml:space="preserve">[Cel główny to jedno zdanie. Unikaj czasowników niemierzalnych („poznanie”, „zrozumienie”) — użyj „określenie”, „porównanie”, „identyfikacja”, „ocena”. Cele szczegółowe (3–5) to etapy prowadzące do celu głównego, nie luźne wątki.]</w:t>
       </w:r>
     </w:p>
-    <w:bookmarkEnd w:id="20"/>
-    <w:bookmarkStart w:id="21" w:name="problemy-pytania-badawcze"/>
+    <w:bookmarkEnd w:id="9"/>
+    <w:bookmarkStart w:id="10" w:name="_ad94bfb2866514b426cfe31933bad38f8d4ade7"/>
     <w:p>
       <w:pPr>
         <w:pStyle w:val="Heading1"/>
@@ -280,8 +280,8 @@
         <w:t xml:space="preserve">[Dobre pytanie badawcze jest konkretne i rozstrzygalne — da się na nie odpowiedzieć zebranymi danymi. Liczba pytań szczegółowych zwykle odpowiada liczbie celów szczegółowych. Każdemu pytaniu powinien później odpowiadać fragment analizy wyników.]</w:t>
       </w:r>
     </w:p>
-    <w:bookmarkEnd w:id="21"/>
-    <w:bookmarkStart w:id="25" w:name="hipotezy-tylko-prace-empiryczne"/>
+    <w:bookmarkEnd w:id="10"/>
+    <w:bookmarkStart w:id="15" w:name="_94ab4c59ba3e46d98ee3e23f8eeefd8572b6c00"/>
     <w:p>
       <w:pPr>
         <w:pStyle w:val="Heading1"/>
@@ -401,7 +401,7 @@
     </w:p>
     <w:p>
       <w:pPr>
-        <w:pStyle w:val="BodyText"/>
+        <w:pStyle w:val="FirstParagraph"/>
       </w:pPr>
       <w:r>
         <w:t xml:space="preserve">Wzór przygotowała redakcja serwisu</w:t>
@@ -429,7 +429,7 @@
           <w:b/>
           <w:bCs/>
         </w:rPr>
-        <w:t xml:space="preserve">Smart-Edu.ai — pierwsza wersja pracy w kilka godzin, nie w kilka miesięcy</w:t>
+        <w:t xml:space="preserve">„Jak napisać pracę magisterską od A do Z” — ebook, 250 stron</w:t>
       </w:r>
     </w:p>
     <w:p>
@@ -437,21 +437,27 @@
         <w:pStyle w:val="Note"/>
       </w:pPr>
       <w:r>
-        <w:t xml:space="preserve">Podajesz temat, kierunek studiów i wytyczne promotora, a sztuczna inteligencja generuje unikalny, gotowy do edycji tekst: z poprawną strukturą rozdziałów, przypisami i bibliografią. Rejestracja jest darmowa, płacisz wyłącznie za wygenerowany tekst.</w:t>
+        <w:t xml:space="preserve">Ten wzór daje gotowy układ. Ebook prowadzi krok po kroku przez każdą część pracy: wybór tematu, rozdział teoretyczny, metodologię, analizę wyników, zakończenie i obronę. Szablony, checklisty i rozdział o etycznym korzystaniu z AI, 39 zł.</w:t>
       </w:r>
     </w:p>
     <w:p>
       <w:pPr>
         <w:pStyle w:val="Note"/>
       </w:pPr>
-      <w:hyperlink r:id="rId22">
+      <w:r>
+        <w:t xml:space="preserve">Rozdział o metodologii badań przejrzysz za darmo:</w:t>
+      </w:r>
+      <w:r>
+        <w:t xml:space="preserve"> </w:t>
+      </w:r>
+      <w:hyperlink r:id="rId11">
         <w:r>
           <w:rPr>
             <w:rStyle w:val="Hyperlink"/>
             <w:b/>
             <w:bCs/>
           </w:rPr>
-          <w:t xml:space="preserve">www.smart-edu.ai/pl/masters-thesis</w:t>
+          <w:t xml:space="preserve">praca-magisterska.pl/sklep/praca-magisterska-ebook/</w:t>
         </w:r>
       </w:hyperlink>
     </w:p>
@@ -460,35 +466,50 @@
         <w:pStyle w:val="BodyText"/>
       </w:pPr>
       <w:r>
-        <w:t xml:space="preserve">Wolisz napisać pracę w pełni samodzielnie? Pomoże Ci ebook</w:t>
+        <w:t xml:space="preserve">Chcesz zobaczyć, jak wygląda cała praca? Zajrzyj do</w:t>
       </w:r>
       <w:r>
         <w:t xml:space="preserve"> </w:t>
       </w:r>
-      <w:r>
-        <w:rPr>
-          <w:b/>
-          <w:bCs/>
-        </w:rPr>
-        <w:t xml:space="preserve">„Jak napisać pracę magisterską. Kompletny przewodnik od A do Z”</w:t>
-      </w:r>
-      <w:r>
-        <w:t xml:space="preserve"> </w:t>
-      </w:r>
-      <w:r>
-        <w:t xml:space="preserve">— 250 stron praktycznych wskazówek, szablonów i checklist, z rozdziałem o etycznym korzystaniu z AI:</w:t>
-      </w:r>
-      <w:r>
-        <w:t xml:space="preserve"> </w:t>
-      </w:r>
-      <w:hyperlink r:id="rId23">
+      <w:hyperlink r:id="rId12">
         <w:r>
           <w:rPr>
             <w:rStyle w:val="Hyperlink"/>
           </w:rPr>
-          <w:t xml:space="preserve">www.praca-magisterska.pl/sklep/praca-magisterska-ebook/</w:t>
+          <w:t xml:space="preserve">katalogu gotowych prac wzorcowych</w:t>
         </w:r>
       </w:hyperlink>
+      <w:r>
+        <w:t xml:space="preserve"> </w:t>
+      </w:r>
+      <w:r>
+        <w:t xml:space="preserve">z przypisami i bibliografią (59 zł za pracę).</w:t>
+      </w:r>
+    </w:p>
+    <w:p>
+      <w:pPr>
+        <w:pStyle w:val="BodyText"/>
+      </w:pPr>
+      <w:r>
+        <w:t xml:space="preserve">Generator</w:t>
+      </w:r>
+      <w:r>
+        <w:t xml:space="preserve"> </w:t>
+      </w:r>
+      <w:hyperlink r:id="rId13">
+        <w:r>
+          <w:rPr>
+            <w:rStyle w:val="Hyperlink"/>
+          </w:rPr>
+          <w:t xml:space="preserve">Smart-Edu.ai</w:t>
+        </w:r>
+      </w:hyperlink>
+      <w:r>
+        <w:t xml:space="preserve"> </w:t>
+      </w:r>
+      <w:r>
+        <w:t xml:space="preserve">przygotuje pierwszą wersję tekstu z pomocą sztucznej inteligencji, jeśli wolisz zacząć od szkicu.</w:t>
+      </w:r>
     </w:p>
     <w:p>
       <w:pPr>
@@ -504,7 +525,7 @@
       <w:r>
         <w:t xml:space="preserve"> </w:t>
       </w:r>
-      <w:hyperlink r:id="rId24">
+      <w:hyperlink r:id="rId14">
         <w:r>
           <w:rPr>
             <w:rStyle w:val="Hyperlink"/>
@@ -515,7 +536,7 @@
         </w:r>
       </w:hyperlink>
     </w:p>
-    <w:bookmarkEnd w:id="25"/>
+    <w:bookmarkEnd w:id="15"/>
     <w:sectPr/>
   </w:body>
 </w:document>

--- a/public/downloads/wzor-celu-pytan-i-hipotez.docx
+++ b/public/downloads/wzor-celu-pytan-i-hipotez.docx
@@ -437,7 +437,7 @@
         <w:pStyle w:val="Note"/>
       </w:pPr>
       <w:r>
-        <w:t xml:space="preserve">Ten wzór daje gotowy układ. Ebook prowadzi krok po kroku przez każdą część pracy: wybór tematu, rozdział teoretyczny, metodologię, analizę wyników, zakończenie i obronę. Szablony, checklisty i rozdział o etycznym korzystaniu z AI, 39 zł.</w:t>
+        <w:t xml:space="preserve">Ten wzór daje gotowy układ. Ebook prowadzi krok po kroku przez każdą część pracy: wybór tematu, rozdział teoretyczny, metodologię, analizę wyników, zakończenie i obronę. Szablony, checklisty i rozdział o etycznym korzystaniu z AI, 49 zł.</w:t>
       </w:r>
     </w:p>
     <w:p>
